--- a/docs/每日网站推荐_20260918.docx
+++ b/docs/每日网站推荐_20260918.docx
@@ -27,6 +27,68 @@
         <w:pStyle w:val="Heading1"/>
       </w:pPr>
       <w:r>
+        <w:t>我要自学网</w:t>
+      </w:r>
+    </w:p>
+    <w:p>
+      <w:r>
+        <w:rPr>
+          <w:color w:val="1F4E9C"/>
+          <w:u w:val="single"/>
+        </w:rPr>
+        <w:t>https://www.51zxw.net</w:t>
+      </w:r>
+    </w:p>
+    <w:p>
+      <w:r>
+        <w:rPr>
+          <w:b/>
+        </w:rPr>
+        <w:t>简介：</w:t>
+      </w:r>
+      <w:r>
+        <w:t>我要自学网是一个看课学本事的网站，里面有老师录好的讲课视频，主要帮普通人自己学电脑操作和干活时用得上的技能。</w:t>
+      </w:r>
+    </w:p>
+    <w:p>
+      <w:r>
+        <w:rPr>
+          <w:b/>
+        </w:rPr>
+        <w:t>特点：</w:t>
+      </w:r>
+      <w:r>
+        <w:t>课程种类多，找起来方便；很多课不用花钱就能看，也有的要花钱；讲得比较细，能一遍遍回看，适合从零开始。</w:t>
+      </w:r>
+    </w:p>
+    <w:p>
+      <w:r>
+        <w:rPr>
+          <w:b/>
+        </w:rPr>
+        <w:t>功能：</w:t>
+      </w:r>
+      <w:r>
+        <w:t>能跟着视频一步步学做表格、做图、做账、做网页等；能按自己想学的内容挑课，自己安排学习时间和进度；能边看边练，用来提高干活本事或为找新工作做准备。</w:t>
+      </w:r>
+    </w:p>
+    <w:p>
+      <w:r>
+        <w:rPr>
+          <w:b/>
+        </w:rPr>
+        <w:t>适合人群：</w:t>
+      </w:r>
+      <w:r>
+        <w:t>适合想利用空闲时间学电脑本事和工作技能的零基础学生、上班族、想换工作的人和喜欢自己学的人。</w:t>
+      </w:r>
+    </w:p>
+    <w:p/>
+    <w:p>
+      <w:pPr>
+        <w:pStyle w:val="Heading1"/>
+      </w:pPr>
+      <w:r>
         <w:t>菜鸟教程</w:t>
       </w:r>
     </w:p>
@@ -47,7 +109,7 @@
         <w:t>简介：</w:t>
       </w:r>
       <w:r>
-        <w:t>菜鸟教程是一个免费的中文学习网站，用简单的话和很多例子，教人学习做网页、做小游戏、做小工具等电脑本领。</w:t>
+        <w:t>菜鸟教程是一个中文网站，把很多写电脑程序、做网页和整理资料的办法，用简单的话教给新手。</w:t>
       </w:r>
     </w:p>
     <w:p>
@@ -58,7 +120,7 @@
         <w:t>特点：</w:t>
       </w:r>
       <w:r>
-        <w:t>大多内容免费，打开就能看；讲得简单，例子多，新手容易跟着做；分类清楚，想学什么大多能直接找到。</w:t>
+        <w:t>大部分内容免费，打开就能看；讲得简单，例子多，新手能照着做；分类清楚，想学什么、想查什么很快就能找到。</w:t>
       </w:r>
     </w:p>
     <w:p>
@@ -69,7 +131,7 @@
         <w:t>功能：</w:t>
       </w:r>
       <w:r>
-        <w:t>能看从零开始的中文教程，一步一步学着做；能查常见问题的现成例子和做法；能边看边动手试，马上看到结果。</w:t>
+        <w:t>能带人一步一步学写电脑程序、做网页和整理表格资料；能在网页上直接动手试一试，改改例子马上看结果；能当随时可查的小册子，遇到不会的做法就去看对应说明。</w:t>
       </w:r>
     </w:p>
     <w:p>
@@ -80,7 +142,7 @@
         <w:t>适合人群：</w:t>
       </w:r>
       <w:r>
-        <w:t>适合刚开始学做网页、做小游戏、做小工具等电脑本领的人，也适合想随手查例子和做法的人。</w:t>
+        <w:t>适合想自己学写电脑程序、做网页或了解电脑知识，但以前完全没有基础的人。</w:t>
       </w:r>
     </w:p>
     <w:p/>
@@ -89,7 +151,7 @@
         <w:pStyle w:val="Heading1"/>
       </w:pPr>
       <w:r>
-        <w:t>慕课网</w:t>
+        <w:t>国家图书馆公开课</w:t>
       </w:r>
     </w:p>
     <w:p>
@@ -98,7 +160,7 @@
           <w:color w:val="1F4E9C"/>
           <w:u w:val="single"/>
         </w:rPr>
-        <w:t>https://www.imooc.com</w:t>
+        <w:t>https://www.nlc.cn</w:t>
       </w:r>
     </w:p>
     <w:p>
@@ -109,7 +171,7 @@
         <w:t>简介：</w:t>
       </w:r>
       <w:r>
-        <w:t>慕课网是一个在网上教人学习电脑技术的网站，主要让人通过看视频、跟着练来学会做软件、做网站和做设计。</w:t>
+        <w:t>这是国家图书馆办的一个网上学习地方，主要让人免费看各种讲座和课程。</w:t>
       </w:r>
     </w:p>
     <w:p>
@@ -120,7 +182,7 @@
         <w:t>特点：</w:t>
       </w:r>
       <w:r>
-        <w:t>课程种类多，入门和进阶内容都有；很多课能边看边动手练习；讲课的人不少有实际工作经验。</w:t>
+        <w:t>内容可靠，都是认真挑选和准备的；完全免费，不用花钱买课；可以随时反复看，没听懂能倒回去再听。</w:t>
       </w:r>
     </w:p>
     <w:p>
@@ -131,7 +193,7 @@
         <w:t>功能：</w:t>
       </w:r>
       <w:r>
-        <w:t>能看视频课学知识；能跟着课程做练习和完整作品；能提问、看别人讨论，还能记录自己学到哪儿。</w:t>
+        <w:t>能看历史、文学、艺术、科学等很多方面的讲座和课程；能按自己感兴趣的话题找内容；在家用手机或电脑就能学习，不用专门跑去现场。</w:t>
       </w:r>
     </w:p>
     <w:p>
@@ -142,7 +204,7 @@
         <w:t>适合人群：</w:t>
       </w:r>
       <w:r>
-        <w:t>适合想自己上网学电脑技术、提升工作能力或准备找相关工作的人。</w:t>
+        <w:t>适合喜欢听讲座、想学文化知识，但没时间或没机会去现场的人。</w:t>
       </w:r>
     </w:p>
     <w:p/>
@@ -151,7 +213,7 @@
         <w:pStyle w:val="Heading1"/>
       </w:pPr>
       <w:r>
-        <w:t>MDN 开发者文档</w:t>
+        <w:t>Tower</w:t>
       </w:r>
     </w:p>
     <w:p>
@@ -160,7 +222,7 @@
           <w:color w:val="1F4E9C"/>
           <w:u w:val="single"/>
         </w:rPr>
-        <w:t>https://developer.mozilla.org</w:t>
+        <w:t>https://tower.im</w:t>
       </w:r>
     </w:p>
     <w:p>
@@ -171,7 +233,7 @@
         <w:t>简介：</w:t>
       </w:r>
       <w:r>
-        <w:t>这个网站是一个免费查网页怎么做、怎么改、怎么检查的说明书，专门教人制作和修改网站。</w:t>
+        <w:t>这个网站是一个让大家一起安排工作、跟踪事情做到哪一步的网上工具，主要用来管好团队里的各项事情。</w:t>
       </w:r>
     </w:p>
     <w:p>
@@ -182,7 +244,7 @@
         <w:t>特点：</w:t>
       </w:r>
       <w:r>
-        <w:t>内容特别多，从最基础到很细的做法都能找到；讲解一步一步来，配有很多例子；内容免费，而且会跟着新的做法更新。</w:t>
+        <w:t>1. 页面清楚，容易上手，不需要专门学习就能用；2. 可以把要做的事分给人、定好时间，谁该做什么一目了然；3. 电脑和手机都能打开，随时能看到最新情况。</w:t>
       </w:r>
     </w:p>
     <w:p>
@@ -193,7 +255,7 @@
         <w:t>功能：</w:t>
       </w:r>
       <w:r>
-        <w:t>能帮人查某个网页效果怎么做出来；能帮人解决网页显示不对、按钮点不了等问题；能教人从零开始学着做一个简单网页。</w:t>
+        <w:t>1. 可以建项目、列任务，安排负责人和截止时间，并记录完成情况；2. 可以在事情下面留言讨论、上传和共享文件，减少来回问；3. 可以用日历查看安排，设置提醒，避免漏掉重要事情。</w:t>
       </w:r>
     </w:p>
     <w:p>
@@ -204,7 +266,7 @@
         <w:t>适合人群：</w:t>
       </w:r>
       <w:r>
-        <w:t>适合想学做网页、正在做网页，或需要查网页做法的人使用。</w:t>
+        <w:t>适合需要一起配合做事的小团队、公司部门、创业团队和自由职业者。</w:t>
       </w:r>
     </w:p>
     <w:p/>
@@ -213,7 +275,7 @@
         <w:pStyle w:val="Heading1"/>
       </w:pPr>
       <w:r>
-        <w:t>简道云</w:t>
+        <w:t>坚果云</w:t>
       </w:r>
     </w:p>
     <w:p>
@@ -222,7 +284,7 @@
           <w:color w:val="1F4E9C"/>
           <w:u w:val="single"/>
         </w:rPr>
-        <w:t>https://www.jiandaoyun.com</w:t>
+        <w:t>https://www.jianguoyun.com</w:t>
       </w:r>
     </w:p>
     <w:p>
@@ -233,7 +295,7 @@
         <w:t>简介：</w:t>
       </w:r>
       <w:r>
-        <w:t>简道云是一个在网上自己动手做管理工具的网站，会点鼠标就能搭出收集信息、安排办事、查看结果的东西。</w:t>
+        <w:t>坚果云是一个把文件保存在网上的网站，用来存放、备份和在多个设备之间自动更新同一批文件。</w:t>
       </w:r>
     </w:p>
     <w:p>
@@ -244,7 +306,7 @@
         <w:t>特点：</w:t>
       </w:r>
       <w:r>
-        <w:t>1. 做起来很简单，像搭积木一样拖一拖、点一点就能用。2. 电脑和手机上都能用，随时随地填写和查看。3. 想改就能改，能按自己的需要来。</w:t>
+        <w:t>同一份文件在一台设备上改好后，其他设备也会很快跟着变，不用自己反复传；可以把文件夹分给家人、朋友或同事一起用，大家改的内容会合到一起；能找回以前改过或删掉的文件，减少误删、改错带来的麻烦。</w:t>
       </w:r>
     </w:p>
     <w:p>
@@ -255,7 +317,7 @@
         <w:t>功能：</w:t>
       </w:r>
       <w:r>
-        <w:t>1. 帮你把纸上的登记表搬到网上，让大家在线填写和自动汇总。2. 帮你安排谁在什么时候办什么事，办完自动通知下一个人。3. 帮你把收集到的信息自动做成图表，方便看总数、看变化。</w:t>
+        <w:t>能帮人存放和备份照片、文档、资料，换手机或换电脑也能打开；能和大家一起用同一个文件夹，互相传资料、改文件；能查看文件以前的样子，把删掉或改错的内容找回来。</w:t>
       </w:r>
     </w:p>
     <w:p>
@@ -266,7 +328,7 @@
         <w:t>适合人群：</w:t>
       </w:r>
       <w:r>
-        <w:t>适合想让日常登记、审批、统计变得更省事的小公司、部门、团队和个人。</w:t>
+        <w:t>适合经常在手机、电脑等多个设备之间用同一批文件，或者需要和家人、朋友、同事一起管理文件的人。</w:t>
       </w:r>
     </w:p>
     <w:p/>
@@ -275,7 +337,7 @@
         <w:pStyle w:val="Heading1"/>
       </w:pPr>
       <w:r>
-        <w:t>ProcessOn</w:t>
+        <w:t>AcFun</w:t>
       </w:r>
     </w:p>
     <w:p>
@@ -284,7 +346,7 @@
           <w:color w:val="1F4E9C"/>
           <w:u w:val="single"/>
         </w:rPr>
-        <w:t>https://www.processon.com</w:t>
+        <w:t>https://www.acfun.cn</w:t>
       </w:r>
     </w:p>
     <w:p>
@@ -295,7 +357,7 @@
         <w:t>简介：</w:t>
       </w:r>
       <w:r>
-        <w:t>这个网站是一个打开网页就能画图、整理思路的地方，可以把复杂的事情画成简单的方框和线条，方便自己看，也方便讲给别人听。</w:t>
+        <w:t>AcFun 是一个中文视频网站，主要让大家看动漫、游戏、搞笑、生活等视频，也能边看边留言聊天。</w:t>
       </w:r>
     </w:p>
     <w:p>
@@ -306,7 +368,7 @@
         <w:t>特点：</w:t>
       </w:r>
       <w:r>
-        <w:t>不用下载安装，打开网页就能用；里面有很多现成样式，新手也能很快上手；几个人能同时改同一张图，改完会自动保存。</w:t>
+        <w:t>一、动漫、游戏和搞笑内容很多；二、看视频时画面上会飘过大家的评论，一起看比较热闹；三、除了看视频，还能看直播和传自己的视频。</w:t>
       </w:r>
     </w:p>
     <w:p>
@@ -317,7 +379,7 @@
         <w:t>功能：</w:t>
       </w:r>
       <w:r>
-        <w:t>能把一件事的先后步骤画成方框和箭头；能把想法、笔记和知识整理成中心向外展开的图；能让别人一起改图、留言讨论，也能保存成图片或文件。</w:t>
+        <w:t>一、能看各种视频；二、能在视频上发评论和别人互动；三、能上传自己的视频或开直播给别人看。</w:t>
       </w:r>
     </w:p>
     <w:p>
@@ -328,69 +390,7 @@
         <w:t>适合人群：</w:t>
       </w:r>
       <w:r>
-        <w:t>适合学生、老师、上班的人，以及想把复杂事情理清楚、讲明白的人。</w:t>
-      </w:r>
-    </w:p>
-    <w:p/>
-    <w:p>
-      <w:pPr>
-        <w:pStyle w:val="Heading1"/>
-      </w:pPr>
-      <w:r>
-        <w:t>央视频</w:t>
-      </w:r>
-    </w:p>
-    <w:p>
-      <w:r>
-        <w:rPr>
-          <w:color w:val="1F4E9C"/>
-          <w:u w:val="single"/>
-        </w:rPr>
-        <w:t>https://www.yangshipin.cn</w:t>
-      </w:r>
-    </w:p>
-    <w:p>
-      <w:r>
-        <w:rPr>
-          <w:b/>
-        </w:rPr>
-        <w:t>简介：</w:t>
-      </w:r>
-      <w:r>
-        <w:t>央视频是一个官方出品的视频网站，能在线看央视和各种电视节目、新闻、电视剧、比赛等直播和回放。</w:t>
-      </w:r>
-    </w:p>
-    <w:p>
-      <w:r>
-        <w:rPr>
-          <w:b/>
-        </w:rPr>
-        <w:t>特点：</w:t>
-      </w:r>
-      <w:r>
-        <w:t>1. 内容正规可靠，新闻和节目来源权威；2. 很多电视直播和节目可以免费看；3. 画质清楚，播放比较流畅。</w:t>
-      </w:r>
-    </w:p>
-    <w:p>
-      <w:r>
-        <w:rPr>
-          <w:b/>
-        </w:rPr>
-        <w:t>功能：</w:t>
-      </w:r>
-      <w:r>
-        <w:t>1. 看央视各频道和各地卫视的直播；2. 回看错过的新闻、电视剧、综艺和比赛；3. 看大型晚会、体育比赛和重要活动的现场直播。</w:t>
-      </w:r>
-    </w:p>
-    <w:p>
-      <w:r>
-        <w:rPr>
-          <w:b/>
-        </w:rPr>
-        <w:t>适合人群：</w:t>
-      </w:r>
-      <w:r>
-        <w:t>适合喜欢看新闻、电视节目、体育比赛和正规视频内容的人。</w:t>
+        <w:t>适合喜欢动漫、游戏、搞笑视频，并且喜欢边看边聊的人。</w:t>
       </w:r>
     </w:p>
     <w:p/>
@@ -419,7 +419,7 @@
         <w:t>简介：</w:t>
       </w:r>
       <w:r>
-        <w:t>5sing原创音乐是一个让大家上传、分享自己写的歌和翻唱的歌，也能听歌、找伴奏的网站。</w:t>
+        <w:t>这是一个让大家听原创歌曲和翻唱歌曲的网站，也能把自己唱的歌、写的歌发上去给别人听。</w:t>
       </w:r>
     </w:p>
     <w:p>
@@ -430,7 +430,7 @@
         <w:t>特点：</w:t>
       </w:r>
       <w:r>
-        <w:t>有很多人自己创作和翻唱的歌；能找到不少歌曲伴奏；可以关注喜欢的歌手并和他们互动。</w:t>
+        <w:t>里面很多歌是普通人自己写的、自己唱的，不是只有专业歌手。能找到很多歌曲伴奏和歌词，方便跟着练唱。可以给喜欢的人留言、送花，也能被别人听到和鼓励。</w:t>
       </w:r>
     </w:p>
     <w:p>
@@ -441,7 +441,7 @@
         <w:t>功能：</w:t>
       </w:r>
       <w:r>
-        <w:t>能在线听歌、搜索歌曲；能上传自己的歌或翻唱作品；能找到伴奏用来练歌、录歌。</w:t>
+        <w:t>能把自己唱的歌或写的歌发到网上，让更多人听到。能找伴奏、看歌词，用来练习唱歌。能关注喜欢的歌手，收藏喜欢的歌，和别人交流听歌感受。</w:t>
       </w:r>
     </w:p>
     <w:p>
@@ -452,7 +452,7 @@
         <w:t>适合人群：</w:t>
       </w:r>
       <w:r>
-        <w:t>适合爱听歌、爱唱歌、想发布自己作品或找伴奏练唱的人。</w:t>
+        <w:t>适合喜欢听原创和翻唱歌曲，或者自己爱唱歌、爱写歌、想在网上分享作品的人。</w:t>
       </w:r>
     </w:p>
     <w:p/>
@@ -461,7 +461,7 @@
         <w:pStyle w:val="Heading1"/>
       </w:pPr>
       <w:r>
-        <w:t>LOFTER</w:t>
+        <w:t>耳聆网</w:t>
       </w:r>
     </w:p>
     <w:p>
@@ -470,7 +470,7 @@
           <w:color w:val="1F4E9C"/>
           <w:u w:val="single"/>
         </w:rPr>
-        <w:t>https://www.lofter.com</w:t>
+        <w:t>https://www.eentry.cn</w:t>
       </w:r>
     </w:p>
     <w:p>
@@ -481,7 +481,7 @@
         <w:t>简介：</w:t>
       </w:r>
       <w:r>
-        <w:t>老福特是一个让大家分享兴趣爱好和作品的地方，可以发图文、看别人的创作，也能找到喜欢同样东西的人。</w:t>
+        <w:t>耳聆网是一个专门收集和分享各种声音的网站，人们可以在上面找声音、听声音，也可以把自己录到的声音传到网上。</w:t>
       </w:r>
     </w:p>
     <w:p>
@@ -492,7 +492,7 @@
         <w:t>特点：</w:t>
       </w:r>
       <w:r>
-        <w:t>一是兴趣圈子多，喜欢画画、写故事、拍照、动漫、追星的人都能找到同好；二是发东西方便，文字、图片、视频都能发，还能把作品整理在一起；三是互动热闹，点赞、评论、关注都方便，容易得到回应。</w:t>
+        <w:t>一是里面的声音种类很多，鸟叫、雨声、街道声、生活里的响动等都能找到；二是很多声音可以免费听、免费存到手机或电脑里；三是靠大家把声音传到网上一起分享，新声音会越来越多。</w:t>
       </w:r>
     </w:p>
     <w:p>
@@ -503,7 +503,7 @@
         <w:t>功能：</w:t>
       </w:r>
       <w:r>
-        <w:t>一是能把自己的画、照片、故事、视频等发出来给大家看；二是能关注喜欢的作者，看他们更新，还能点赞、评论、收藏；三是能按兴趣找新作品，和别人一起聊喜欢的东西。</w:t>
+        <w:t>一是能帮人给视频、游戏、讲课配上合适的声音；二是能找到雨声、海浪声等安静声音，用来放松、专心做事或睡觉；三是能把自己录下的声音传到网上，和别人一起分享。</w:t>
       </w:r>
     </w:p>
     <w:p>
@@ -514,7 +514,7 @@
         <w:t>适合人群：</w:t>
       </w:r>
       <w:r>
-        <w:t>喜欢画画、写作、拍照、看动漫、追星、做手工等，想展示作品或找同好的人。</w:t>
+        <w:t>适合剪视频、做游戏、讲课需要配声音的人，也适合喜欢听各种声音、需要放松或睡觉更安稳的人。</w:t>
       </w:r>
     </w:p>
     <w:p/>
@@ -523,7 +523,7 @@
         <w:pStyle w:val="Heading1"/>
       </w:pPr>
       <w:r>
-        <w:t>摩点</w:t>
+        <w:t>穷游</w:t>
       </w:r>
     </w:p>
     <w:p>
@@ -532,7 +532,7 @@
           <w:color w:val="1F4E9C"/>
           <w:u w:val="single"/>
         </w:rPr>
-        <w:t>https://www.modian.com</w:t>
+        <w:t>https://www.qyer.com</w:t>
       </w:r>
     </w:p>
     <w:p>
@@ -543,7 +543,7 @@
         <w:t>简介：</w:t>
       </w:r>
       <w:r>
-        <w:t>摩点是一个让有想法的人把自己的新点子、新作品放上网，向很多人提前凑钱、提前卖东西的网站；普通人可以出钱支持喜欢的项目，等做成后拿到约定的东西。</w:t>
+        <w:t>穷游是一个让大家分享旅行经验、查找旅行玩法的网站，主要帮人自己安排出门旅行，尤其是出国旅行。</w:t>
       </w:r>
     </w:p>
     <w:p>
@@ -554,7 +554,7 @@
         <w:t>特点：</w:t>
       </w:r>
       <w:r>
-        <w:t>1. 主要围绕文化创意、游戏、动漫、影视、出版、设计等内容，项目比较新鲜有趣；2. 支持者能提前参与，直接和发起人交流，看到项目进展；3. 很多项目先看大家愿不愿意支持，再决定做不做，能减少白忙一场的风险。</w:t>
+        <w:t>有很多普通人写下的真实游记和实用经验；能按想去的地方找吃、住、玩和路线建议；遇到问题可以问别人，常有人热心回答。</w:t>
       </w:r>
     </w:p>
     <w:p>
@@ -565,7 +565,7 @@
         <w:t>功能：</w:t>
       </w:r>
       <w:r>
-        <w:t>1. 帮发起人展示想法、凑到钱、提前找到第一批买家；2. 帮普通人发现和预订各种还没正式上市的新产品、新作品；3. 让双方互相交流，发起人收集意见，支持者了解进展和最后能拿到什么。</w:t>
+        <w:t>能查旅行攻略、看别人的游记，帮人决定去哪和怎么玩；能做行程计划，把每天要去的地方排清楚；能查找和预订机票、酒店以及当地玩的项目。</w:t>
       </w:r>
     </w:p>
     <w:p>
@@ -576,7 +576,7 @@
         <w:t>适合人群：</w:t>
       </w:r>
       <w:r>
-        <w:t>适合喜欢新鲜创意产品、游戏动漫影视出版设计等内容，愿意提前出钱支持的人，也适合有创意项目想找人支持和提前卖货的人。</w:t>
+        <w:t>适合喜欢自己做计划、不想跟团、出门前爱看别人真实经验的人。</w:t>
       </w:r>
     </w:p>
     <w:p/>
@@ -585,7 +585,7 @@
         <w:pStyle w:val="Heading1"/>
       </w:pPr>
       <w:r>
-        <w:t>中国天气网</w:t>
+        <w:t>慢慢买</w:t>
       </w:r>
     </w:p>
     <w:p>
@@ -594,7 +594,7 @@
           <w:color w:val="1F4E9C"/>
           <w:u w:val="single"/>
         </w:rPr>
-        <w:t>https://www.weather.com.cn</w:t>
+        <w:t>https://www.manmanbuy.com</w:t>
       </w:r>
     </w:p>
     <w:p>
@@ -605,7 +605,7 @@
         <w:t>简介：</w:t>
       </w:r>
       <w:r>
-        <w:t>中国天气网是一个专门查全国各地天气的中文网站，用来了解今天、明天和以后几天的天气情况。</w:t>
+        <w:t>慢慢买是一个帮你在网上买东西前查价格、比价格、找优惠的网站。</w:t>
       </w:r>
     </w:p>
     <w:p>
@@ -616,7 +616,7 @@
         <w:t>特点：</w:t>
       </w:r>
       <w:r>
-        <w:t>覆盖地方广，城市和乡镇大多都能查；内容来自官方，更新比较及时；不光报温度，还会提醒下雨、刮风、穿衣和出行等情况。</w:t>
+        <w:t>能看一件东西过去卖过多少钱，帮你识破先涨价再打折；能比较多个购物网站的价格，看看哪里更便宜；能设置降价提醒，价格降了会通知你。</w:t>
       </w:r>
     </w:p>
     <w:p>
@@ -627,7 +627,7 @@
         <w:t>功能：</w:t>
       </w:r>
       <w:r>
-        <w:t>可以查当前和未来几天的天气；可以看暴雨、高温、台风等天气警报；可以查穿衣、洗车、旅游、出行等生活提示。</w:t>
+        <w:t>可以输入商品名字或网址，查它以前的价格；可以比较同一个东西在不同购物网站上的价格；可以找优惠券、促销活动和降价提醒。</w:t>
       </w:r>
     </w:p>
     <w:p>
@@ -638,7 +638,7 @@
         <w:t>适合人群：</w:t>
       </w:r>
       <w:r>
-        <w:t>适合所有想提前知道天气、安排出门和生活的人，尤其是老人、上班族和外出旅行的人。</w:t>
+        <w:t>适合经常网购、想少花冤枉钱、怕被假打折骗的人。</w:t>
       </w:r>
     </w:p>
     <w:p/>

--- a/docs/每日网站推荐_20260918.docx
+++ b/docs/每日网站推荐_20260918.docx
@@ -27,7 +27,7 @@
         <w:pStyle w:val="Heading1"/>
       </w:pPr>
       <w:r>
-        <w:t>我要自学网</w:t>
+        <w:t>鸠摩搜书</w:t>
       </w:r>
     </w:p>
     <w:p>
@@ -36,7 +36,7 @@
           <w:color w:val="1F4E9C"/>
           <w:u w:val="single"/>
         </w:rPr>
-        <w:t>https://www.51zxw.net</w:t>
+        <w:t>https://www.jiumodiary.com</w:t>
       </w:r>
     </w:p>
     <w:p>
@@ -47,7 +47,7 @@
         <w:t>简介：</w:t>
       </w:r>
       <w:r>
-        <w:t>我要自学网是一个看课学本事的网站，里面有老师录好的讲课视频，主要帮普通人自己学电脑操作和干活时用得上的技能。</w:t>
+        <w:t>鸠摩搜书是一个专门帮人找电子书的网站，输入书名或作者，就能看到哪里可以下载或保存来看。</w:t>
       </w:r>
     </w:p>
     <w:p>
@@ -58,7 +58,7 @@
         <w:t>特点：</w:t>
       </w:r>
       <w:r>
-        <w:t>课程种类多，找起来方便；很多课不用花钱就能看，也有的要花钱；讲得比较细，能一遍遍回看，适合从零开始。</w:t>
+        <w:t>不用注册就能用；不要钱；一次能查到很多网上分享的电子书。</w:t>
       </w:r>
     </w:p>
     <w:p>
@@ -69,7 +69,7 @@
         <w:t>功能：</w:t>
       </w:r>
       <w:r>
-        <w:t>能跟着视频一步步学做表格、做图、做账、做网页等；能按自己想学的内容挑课，自己安排学习时间和进度；能边看边练，用来提高干活本事或为找新工作做准备。</w:t>
+        <w:t>可以按书名、作者找人要的书；给出可以下载或保存的网上地址；有些书还能找到不同版本和不同大小的文件。</w:t>
       </w:r>
     </w:p>
     <w:p>
@@ -80,7 +80,7 @@
         <w:t>适合人群：</w:t>
       </w:r>
       <w:r>
-        <w:t>适合想利用空闲时间学电脑本事和工作技能的零基础学生、上班族、想换工作的人和喜欢自己学的人。</w:t>
+        <w:t>适合想免费、方便找电子书来看的普通人。</w:t>
       </w:r>
     </w:p>
     <w:p/>
@@ -89,7 +89,7 @@
         <w:pStyle w:val="Heading1"/>
       </w:pPr>
       <w:r>
-        <w:t>菜鸟教程</w:t>
+        <w:t>古诗文网</w:t>
       </w:r>
     </w:p>
     <w:p>
@@ -98,7 +98,7 @@
           <w:color w:val="1F4E9C"/>
           <w:u w:val="single"/>
         </w:rPr>
-        <w:t>https://www.runoob.com</w:t>
+        <w:t>https://www.gushiwen.cn</w:t>
       </w:r>
     </w:p>
     <w:p>
@@ -109,7 +109,7 @@
         <w:t>简介：</w:t>
       </w:r>
       <w:r>
-        <w:t>菜鸟教程是一个中文网站，把很多写电脑程序、做网页和整理资料的办法，用简单的话教给新手。</w:t>
+        <w:t>古诗文网是一个专门收集中国古代诗词和文言文的网站，用来查找、阅读和学习这些内容。</w:t>
       </w:r>
     </w:p>
     <w:p>
@@ -120,7 +120,7 @@
         <w:t>特点：</w:t>
       </w:r>
       <w:r>
-        <w:t>大部分内容免费，打开就能看；讲得简单，例子多，新手能照着做；分类清楚，想学什么、想查什么很快就能找到。</w:t>
+        <w:t>收录的作品很多，常见的诗词文章大多能找到；每篇通常有字词解释、白话翻译和赏析，读不懂时能帮上忙；查找很方便，可以按作者、朝代、题目或名句来查。</w:t>
       </w:r>
     </w:p>
     <w:p>
@@ -131,7 +131,7 @@
         <w:t>功能：</w:t>
       </w:r>
       <w:r>
-        <w:t>能带人一步一步学写电脑程序、做网页和整理表格资料；能在网页上直接动手试一试，改改例子马上看结果；能当随时可查的小册子，遇到不会的做法就去看对应说明。</w:t>
+        <w:t>能查一首诗或一篇古文的原文、意思和讲解；能找名句出处、作者介绍和同一作者的其他作品；能跟着朗读读和背，方便每天积累学习。</w:t>
       </w:r>
     </w:p>
     <w:p>
@@ -142,7 +142,7 @@
         <w:t>适合人群：</w:t>
       </w:r>
       <w:r>
-        <w:t>适合想自己学写电脑程序、做网页或了解电脑知识，但以前完全没有基础的人。</w:t>
+        <w:t>适合学生、老师、家长，以及喜欢或想学中国古代诗词文章的人。</w:t>
       </w:r>
     </w:p>
     <w:p/>
@@ -151,7 +151,7 @@
         <w:pStyle w:val="Heading1"/>
       </w:pPr>
       <w:r>
-        <w:t>国家图书馆公开课</w:t>
+        <w:t>蓝桥云课</w:t>
       </w:r>
     </w:p>
     <w:p>
@@ -160,7 +160,7 @@
           <w:color w:val="1F4E9C"/>
           <w:u w:val="single"/>
         </w:rPr>
-        <w:t>https://www.nlc.cn</w:t>
+        <w:t>https://www.lanqiao.cn</w:t>
       </w:r>
     </w:p>
     <w:p>
@@ -171,7 +171,7 @@
         <w:t>简介：</w:t>
       </w:r>
       <w:r>
-        <w:t>这是国家图书馆办的一个网上学习地方，主要让人免费看各种讲座和课程。</w:t>
+        <w:t>蓝桥云课是一个在网上学写电脑程序、动手练习和参加比赛的网站，主要帮人从零开始学电脑知识并检验自己学得怎么样。</w:t>
       </w:r>
     </w:p>
     <w:p>
@@ -182,7 +182,7 @@
         <w:t>特点：</w:t>
       </w:r>
       <w:r>
-        <w:t>内容可靠，都是认真挑选和准备的；完全免费，不用花钱买课；可以随时反复看，没听懂能倒回去再听。</w:t>
+        <w:t>打开网页就能直接动手练，不用先在自己电脑上安装和设置很多软件；课程和练习放在一起，边看边做，容易跟上；有很多题目和比赛，能练手也能看出自己的水平。</w:t>
       </w:r>
     </w:p>
     <w:p>
@@ -193,7 +193,7 @@
         <w:t>功能：</w:t>
       </w:r>
       <w:r>
-        <w:t>能看历史、文学、艺术、科学等很多方面的讲座和课程；能按自己感兴趣的话题找内容；在家用手机或电脑就能学习，不用专门跑去现场。</w:t>
+        <w:t>能看从入门到提高的电脑课程；能在网页上直接写、直接试，马上看到结果；能参加比赛、做练习题、查看成绩和排名。</w:t>
       </w:r>
     </w:p>
     <w:p>
@@ -204,7 +204,7 @@
         <w:t>适合人群：</w:t>
       </w:r>
       <w:r>
-        <w:t>适合喜欢听讲座、想学文化知识，但没时间或没机会去现场的人。</w:t>
+        <w:t>适合想学写电脑程序、准备参加电脑比赛的学生和刚入门的人。</w:t>
       </w:r>
     </w:p>
     <w:p/>
@@ -213,7 +213,7 @@
         <w:pStyle w:val="Heading1"/>
       </w:pPr>
       <w:r>
-        <w:t>Tower</w:t>
+        <w:t>极简简历</w:t>
       </w:r>
     </w:p>
     <w:p>
@@ -222,7 +222,7 @@
           <w:color w:val="1F4E9C"/>
           <w:u w:val="single"/>
         </w:rPr>
-        <w:t>https://tower.im</w:t>
+        <w:t>https://www.jijian.cn</w:t>
       </w:r>
     </w:p>
     <w:p>
@@ -233,7 +233,7 @@
         <w:t>简介：</w:t>
       </w:r>
       <w:r>
-        <w:t>这个网站是一个让大家一起安排工作、跟踪事情做到哪一步的网上工具，主要用来管好团队里的各项事情。</w:t>
+        <w:t>极简简历是一个帮人做求职简历的网站，打开网页就能填写内容、挑选样式，做出干净好看的简历。</w:t>
       </w:r>
     </w:p>
     <w:p>
@@ -244,7 +244,7 @@
         <w:t>特点：</w:t>
       </w:r>
       <w:r>
-        <w:t>1. 页面清楚，容易上手，不需要专门学习就能用；2. 可以把要做的事分给人、定好时间，谁该做什么一目了然；3. 电脑和手机都能打开，随时能看到最新情况。</w:t>
+        <w:t>打开网页就能用，不用安装东西；操作很直白，照着提示填就行；做出来的简历样式清爽，适合正式找工作。</w:t>
       </w:r>
     </w:p>
     <w:p>
@@ -255,7 +255,7 @@
         <w:t>功能：</w:t>
       </w:r>
       <w:r>
-        <w:t>1. 可以建项目、列任务，安排负责人和截止时间，并记录完成情况；2. 可以在事情下面留言讨论、上传和共享文件，减少来回问；3. 可以用日历查看安排，设置提醒，避免漏掉重要事情。</w:t>
+        <w:t>能帮人填写个人情况、上学经历、工作经历等内容；能换不同简历样子、调整内容先后和文字；能把做好的简历下载成电子文件或直接打印。</w:t>
       </w:r>
     </w:p>
     <w:p>
@@ -266,7 +266,7 @@
         <w:t>适合人群：</w:t>
       </w:r>
       <w:r>
-        <w:t>适合需要一起配合做事的小团队、公司部门、创业团队和自由职业者。</w:t>
+        <w:t>适合正在找工作、刚毕业求职和想换工作的人使用。</w:t>
       </w:r>
     </w:p>
     <w:p/>
@@ -295,7 +295,7 @@
         <w:t>简介：</w:t>
       </w:r>
       <w:r>
-        <w:t>坚果云是一个把文件保存在网上的网站，用来存放、备份和在多个设备之间自动更新同一批文件。</w:t>
+        <w:t>坚果云是一个把文件存到网上的网站，让你在电脑、手机和平板上都能打开同一份文件，并让各处内容保持一致。</w:t>
       </w:r>
     </w:p>
     <w:p>
@@ -306,7 +306,7 @@
         <w:t>特点：</w:t>
       </w:r>
       <w:r>
-        <w:t>同一份文件在一台设备上改好后，其他设备也会很快跟着变，不用自己反复传；可以把文件夹分给家人、朋友或同事一起用，大家改的内容会合到一起；能找回以前改过或删掉的文件，减少误删、改错带来的麻烦。</w:t>
+        <w:t>改过的文件会在别处也跟着变成一样，不用自己传来传去；能找回以前的样子和误删的内容；多人一起用同一个文件夹时，不容易把别人的改动弄乱。</w:t>
       </w:r>
     </w:p>
     <w:p>
@@ -317,7 +317,7 @@
         <w:t>功能：</w:t>
       </w:r>
       <w:r>
-        <w:t>能帮人存放和备份照片、文档、资料，换手机或换电脑也能打开；能和大家一起用同一个文件夹，互相传资料、改文件；能查看文件以前的样子，把删掉或改错的内容找回来。</w:t>
+        <w:t>帮你把重要文件存到网上，换台电脑或手机也能接着看和改；帮你把文件交给同事、朋友或家人，一起添加和修改；帮你把照片、文档等资料集中收好，随时需要随时找。</w:t>
       </w:r>
     </w:p>
     <w:p>
@@ -328,7 +328,7 @@
         <w:t>适合人群：</w:t>
       </w:r>
       <w:r>
-        <w:t>适合经常在手机、电脑等多个设备之间用同一批文件，或者需要和家人、朋友、同事一起管理文件的人。</w:t>
+        <w:t>适合经常在电脑、手机和平板之间处理文件，或需要和别人一起整理资料的人。</w:t>
       </w:r>
     </w:p>
     <w:p/>
@@ -337,7 +337,7 @@
         <w:pStyle w:val="Heading1"/>
       </w:pPr>
       <w:r>
-        <w:t>AcFun</w:t>
+        <w:t>小宇宙</w:t>
       </w:r>
     </w:p>
     <w:p>
@@ -346,7 +346,7 @@
           <w:color w:val="1F4E9C"/>
           <w:u w:val="single"/>
         </w:rPr>
-        <w:t>https://www.acfun.cn</w:t>
+        <w:t>https://www.xiaoyuzhoufm.com</w:t>
       </w:r>
     </w:p>
     <w:p>
@@ -357,7 +357,7 @@
         <w:t>简介：</w:t>
       </w:r>
       <w:r>
-        <w:t>AcFun 是一个中文视频网站，主要让大家看动漫、游戏、搞笑、生活等视频，也能边看边留言聊天。</w:t>
+        <w:t>小宇宙是一个专门让人发现、收听和关注各种声音节目的网站，你能在上面听别人聊天、讲故事、讲知识。</w:t>
       </w:r>
     </w:p>
     <w:p>
@@ -368,7 +368,7 @@
         <w:t>特点：</w:t>
       </w:r>
       <w:r>
-        <w:t>一、动漫、游戏和搞笑内容很多；二、看视频时画面上会飘过大家的评论，一起看比较热闹；三、除了看视频，还能看直播和传自己的视频。</w:t>
+        <w:t>节目种类很多，容易找到自己喜欢的；页面干净，操作简单；评论常常认真友好，还能看到别人在节目某处留下的想法。</w:t>
       </w:r>
     </w:p>
     <w:p>
@@ -379,7 +379,7 @@
         <w:t>功能：</w:t>
       </w:r>
       <w:r>
-        <w:t>一、能看各种视频；二、能在视频上发评论和别人互动；三、能上传自己的视频或开直播给别人看。</w:t>
+        <w:t>可以搜索和收听各种声音节目；可以关注喜欢的节目，有新节目时及时知道；可以在节目下留言交流，也能把喜欢的节目分享给别人。</w:t>
       </w:r>
     </w:p>
     <w:p>
@@ -390,7 +390,7 @@
         <w:t>适合人群：</w:t>
       </w:r>
       <w:r>
-        <w:t>适合喜欢动漫、游戏、搞笑视频，并且喜欢边看边聊的人。</w:t>
+        <w:t>适合喜欢用耳朵听聊天、故事和知识，或者想在做家务、走路、坐车时找声音陪伴的人。</w:t>
       </w:r>
     </w:p>
     <w:p/>
@@ -399,7 +399,7 @@
         <w:pStyle w:val="Heading1"/>
       </w:pPr>
       <w:r>
-        <w:t>5sing原创音乐</w:t>
+        <w:t>央视频</w:t>
       </w:r>
     </w:p>
     <w:p>
@@ -408,7 +408,7 @@
           <w:color w:val="1F4E9C"/>
           <w:u w:val="single"/>
         </w:rPr>
-        <w:t>https://5sing.kugou.com</w:t>
+        <w:t>https://www.yangshipin.cn</w:t>
       </w:r>
     </w:p>
     <w:p>
@@ -419,7 +419,7 @@
         <w:t>简介：</w:t>
       </w:r>
       <w:r>
-        <w:t>这是一个让大家听原创歌曲和翻唱歌曲的网站，也能把自己唱的歌、写的歌发上去给别人听。</w:t>
+        <w:t>央视频是中央广播电视总台办的一个看视频、看电视和看直播的地方，在电脑和手机上都能用。</w:t>
       </w:r>
     </w:p>
     <w:p>
@@ -430,7 +430,7 @@
         <w:t>特点：</w:t>
       </w:r>
       <w:r>
-        <w:t>里面很多歌是普通人自己写的、自己唱的，不是只有专业歌手。能找到很多歌曲伴奏和歌词，方便跟着练唱。可以给喜欢的人留言、送花，也能被别人听到和鼓励。</w:t>
+        <w:t>内容来自官方，新闻和大事报道比较可靠；很多节目能回看，错过也能补上；大部分内容免费，打开就能看，用起来省事。</w:t>
       </w:r>
     </w:p>
     <w:p>
@@ -441,7 +441,7 @@
         <w:t>功能：</w:t>
       </w:r>
       <w:r>
-        <w:t>能把自己唱的歌或写的歌发到网上，让更多人听到。能找伴奏、看歌词，用来练习唱歌。能关注喜欢的歌手，收藏喜欢的歌，和别人交流听歌感受。</w:t>
+        <w:t>可以看中央电视台的频道和重要活动的直播；可以看新闻、晚会、比赛、电视剧、纪录片等节目；可以搜索想看的节目，还能接着上次看。</w:t>
       </w:r>
     </w:p>
     <w:p>
@@ -452,7 +452,7 @@
         <w:t>适合人群：</w:t>
       </w:r>
       <w:r>
-        <w:t>适合喜欢听原创和翻唱歌曲，或者自己爱唱歌、爱写歌、想在网上分享作品的人。</w:t>
+        <w:t>适合想随时看电视、看新闻、看比赛和各类节目的人使用。</w:t>
       </w:r>
     </w:p>
     <w:p/>
@@ -461,7 +461,7 @@
         <w:pStyle w:val="Heading1"/>
       </w:pPr>
       <w:r>
-        <w:t>耳聆网</w:t>
+        <w:t>刺猬猫</w:t>
       </w:r>
     </w:p>
     <w:p>
@@ -470,7 +470,7 @@
           <w:color w:val="1F4E9C"/>
           <w:u w:val="single"/>
         </w:rPr>
-        <w:t>https://www.eentry.cn</w:t>
+        <w:t>https://www.ciweimao.com</w:t>
       </w:r>
     </w:p>
     <w:p>
@@ -481,7 +481,7 @@
         <w:t>简介：</w:t>
       </w:r>
       <w:r>
-        <w:t>耳聆网是一个专门收集和分享各种声音的网站，人们可以在上面找声音、听声音，也可以把自己录到的声音传到网上。</w:t>
+        <w:t>刺猬猫是一个看小说和写小说的网站，上面有很多动漫、游戏、奇幻、搞笑风格的故事。</w:t>
       </w:r>
     </w:p>
     <w:p>
@@ -492,7 +492,7 @@
         <w:t>特点：</w:t>
       </w:r>
       <w:r>
-        <w:t>一是里面的声音种类很多，鸟叫、雨声、街道声、生活里的响动等都能找到；二是很多声音可以免费听、免费存到手机或电脑里；三是靠大家把声音传到网上一起分享，新声音会越来越多。</w:t>
+        <w:t>故事风格集中，喜欢动漫游戏的人很容易找到爱看的；看书时能发评论和吐槽，像和大家一起边看边聊；很多作者直接在这里写和更新，读者能一直追着看。</w:t>
       </w:r>
     </w:p>
     <w:p>
@@ -503,7 +503,7 @@
         <w:t>功能：</w:t>
       </w:r>
       <w:r>
-        <w:t>一是能帮人给视频、游戏、讲课配上合适的声音；二是能找到雨声、海浪声等安静声音，用来放松、专心做事或睡觉；三是能把自己录下的声音传到网上，和别人一起分享。</w:t>
+        <w:t>能按分类、排行或搜索找书，收藏后追更新；能发评论、吐槽、投票、送礼物支持喜欢的作者；能自己写小说发布，修改自己写的内容，看读者留言。</w:t>
       </w:r>
     </w:p>
     <w:p>
@@ -514,7 +514,7 @@
         <w:t>适合人群：</w:t>
       </w:r>
       <w:r>
-        <w:t>适合剪视频、做游戏、讲课需要配声音的人，也适合喜欢听各种声音、需要放松或睡觉更安稳的人。</w:t>
+        <w:t>适合喜欢看动漫、游戏、奇幻故事，爱追小说更新，也爱边看边聊的人。</w:t>
       </w:r>
     </w:p>
     <w:p/>
@@ -523,7 +523,7 @@
         <w:pStyle w:val="Heading1"/>
       </w:pPr>
       <w:r>
-        <w:t>穷游</w:t>
+        <w:t>精通维修下载</w:t>
       </w:r>
     </w:p>
     <w:p>
@@ -532,7 +532,7 @@
           <w:color w:val="1F4E9C"/>
           <w:u w:val="single"/>
         </w:rPr>
-        <w:t>https://www.qyer.com</w:t>
+        <w:t>https://www.gzweix.com</w:t>
       </w:r>
     </w:p>
     <w:p>
@@ -543,7 +543,7 @@
         <w:t>简介：</w:t>
       </w:r>
       <w:r>
-        <w:t>穷游是一个让大家分享旅行经验、查找旅行玩法的网站，主要帮人自己安排出门旅行，尤其是出国旅行。</w:t>
+        <w:t>这是一个把电脑、手机、家电、汽车、办公设备等东西的维修资料集中起来供人下载的网站，主要用来查东西坏了怎么修，找修理时用的说明和参考内容。</w:t>
       </w:r>
     </w:p>
     <w:p>
@@ -554,7 +554,7 @@
         <w:t>特点：</w:t>
       </w:r>
       <w:r>
-        <w:t>有很多普通人写下的真实游记和实用经验；能按想去的地方找吃、住、玩和路线建议；遇到问题可以问别人，常有人热心回答。</w:t>
+        <w:t>1. 内容都围着维修转，想修东西时找资料比较直接；2. 资料种类比较多，常见的电脑、手机、家电、汽车、办公设备等都能找到相关内容；3. 分类查找比较清楚，不用在一堆无关内容里翻。</w:t>
       </w:r>
     </w:p>
     <w:p>
@@ -565,7 +565,7 @@
         <w:t>功能：</w:t>
       </w:r>
       <w:r>
-        <w:t>能查旅行攻略、看别人的游记，帮人决定去哪和怎么玩；能做行程计划，把每天要去的地方排清楚；能查找和预订机票、酒店以及当地玩的项目。</w:t>
+        <w:t>1. 帮人查东西坏了以后该怎么修；2. 帮人找修理时对照的说明、图片和视频；3. 帮人把有用的资料保存到自己的手机或电脑里，方便以后再看或拿给别人参考。</w:t>
       </w:r>
     </w:p>
     <w:p>
@@ -576,7 +576,7 @@
         <w:t>适合人群：</w:t>
       </w:r>
       <w:r>
-        <w:t>适合喜欢自己做计划、不想跟团、出门前爱看别人真实经验的人。</w:t>
+        <w:t>适合自己动手修东西、想学习维修，或者需要找维修参考资料的人。</w:t>
       </w:r>
     </w:p>
     <w:p/>
@@ -585,7 +585,7 @@
         <w:pStyle w:val="Heading1"/>
       </w:pPr>
       <w:r>
-        <w:t>慢慢买</w:t>
+        <w:t>iCost记账</w:t>
       </w:r>
     </w:p>
     <w:p>
@@ -594,7 +594,7 @@
           <w:color w:val="1F4E9C"/>
           <w:u w:val="single"/>
         </w:rPr>
-        <w:t>https://www.manmanbuy.com</w:t>
+        <w:t>https://www.icostapp.com</w:t>
       </w:r>
     </w:p>
     <w:p>
@@ -605,7 +605,7 @@
         <w:t>简介：</w:t>
       </w:r>
       <w:r>
-        <w:t>慢慢买是一个帮你在网上买东西前查价格、比价格、找优惠的网站。</w:t>
+        <w:t>iCost记账是一个介绍和下载记账小工具的网站，用来帮普通人记下每天的收入和花销。</w:t>
       </w:r>
     </w:p>
     <w:p>
@@ -616,7 +616,7 @@
         <w:t>特点：</w:t>
       </w:r>
       <w:r>
-        <w:t>能看一件东西过去卖过多少钱，帮你识破先涨价再打折；能比较多个购物网站的价格，看看哪里更便宜；能设置降价提醒，价格降了会通知你。</w:t>
+        <w:t>界面简单清楚，打开就能用；不用注册账号，也没有广告打扰；在苹果手机、平板和电脑上可以看同一份账。</w:t>
       </w:r>
     </w:p>
     <w:p>
@@ -627,7 +627,7 @@
         <w:t>功能：</w:t>
       </w:r>
       <w:r>
-        <w:t>可以输入商品名字或网址，查它以前的价格；可以比较同一个东西在不同购物网站上的价格；可以找优惠券、促销活动和降价提醒。</w:t>
+        <w:t>可以记录每天的收入和支出，并按吃饭、交通等分类；可以设置每月花钱上限，快花超时提醒你；可以用图看钱花在哪里，还能分开记家庭账、工作账等不同账本。</w:t>
       </w:r>
     </w:p>
     <w:p>
@@ -638,7 +638,7 @@
         <w:t>适合人群：</w:t>
       </w:r>
       <w:r>
-        <w:t>适合经常网购、想少花冤枉钱、怕被假打折骗的人。</w:t>
+        <w:t>适合想简单记日常账、不想学复杂操作、常用苹果手机或电脑的人。</w:t>
       </w:r>
     </w:p>
     <w:p/>
